--- a/data/cvs/cv_184_Speechify_Software_Engineer__Data_Infrastructure__.docx
+++ b/data/cvs/cv_184_Speechify_Software_Engineer__Data_Infrastructure__.docx
@@ -86,7 +86,7 @@
         <w:rPr>
           <w:sz w:val="20"/>
         </w:rPr>
-        <w:t>Full Stack Developer with a focus on data-driven solutions, currently building production systems at Copy Cat Group. I work across the stack, from Python backends to React frontends, and have extensive experience in AI data work, including model evaluation, prompt engineering, and dataset structuring. I've delivered full-stack applications for enterprise clients, integrating APIs and customer-facing systems, and am now driving AI-powered automation projects, including an SAP API integration and a tender scraping pipeline.</w:t>
+        <w:t>Software Engineer with a focus on data infrastructure and acquisition, skilled in Python, Linux, Docker, and cloud technologies. I design and build data pipelines for large-scale data processing, with experience in web crawling, data collection, and model training. Currently, I'm working on AI-driven projects at Copy Cat Group, including an SAP API integration and an AI tender scraping pipeline, utilising Python, Docker, and cloud infrastructure.</w:t>
       </w:r>
     </w:p>
     <w:p>
@@ -191,7 +191,7 @@
         <w:rPr>
           <w:sz w:val="20"/>
         </w:rPr>
-        <w:t>Prompt Engineering, LLM Evaluation, Dataset Structuring, Multimodal AI Training</w:t>
+        <w:t>Prompt Engineering, LLM Evaluation, Data Annotation, Dataset Structuring</w:t>
       </w:r>
     </w:p>
     <w:p>
@@ -209,7 +209,7 @@
         <w:rPr>
           <w:sz w:val="20"/>
         </w:rPr>
-        <w:t>Web Scraping, REST APIs, Git, CI/CD</w:t>
+        <w:t>n8n, Playwright, Web Scraping, REST APIs</w:t>
       </w:r>
     </w:p>
     <w:p>
@@ -227,7 +227,7 @@
         <w:rPr>
           <w:sz w:val="20"/>
         </w:rPr>
-        <w:t>Docker, Google Cloud Platform</w:t>
+        <w:t>Git, GitHub, CI/CD, Oracle Cloud, Google Cloud Platform</w:t>
       </w:r>
     </w:p>
     <w:p>
@@ -245,7 +245,7 @@
         <w:rPr>
           <w:sz w:val="20"/>
         </w:rPr>
-        <w:t>Linux, Infrastructure-as-Code, GCP, web crawlers, large-scale data processing, Agile, software development, scripting, cloud infrastructure, Terraform, data collection, petabyte-scale, data engineering, data pipelines, data management, data architecture</w:t>
+        <w:t>Infrastructure-as-Code, GCP, web crawlers, Terraform, software engineering, data engineering, data science, data ingestion, data quality, data management, data storage</w:t>
       </w:r>
     </w:p>
     <w:p>
@@ -263,7 +263,7 @@
         <w:rPr>
           <w:sz w:val="20"/>
         </w:rPr>
-        <w:t>data quality, data science, data analysis, data processing, data storage, data security, data integration, data modeling, data mining, data visualization, data engineering practices, data-driven decision making, data governance, data warehousing, data lakes, data streaming, data ingestion</w:t>
+        <w:t>data architecture, data engineering, data systems, data structures, data analytics, data visualization, data modeling, data mining, data integration, data security, data privacy, data governance</w:t>
       </w:r>
     </w:p>
     <w:p>
@@ -325,7 +325,7 @@
         <w:rPr>
           <w:sz w:val="20"/>
         </w:rPr>
-        <w:t>Authoring technical documentation: BRD and SDD for project scope, and System Design Document for enterprise architecture.</w:t>
+        <w:t>Designing and building an AI-powered tender scraping pipeline to automate tender discovery and processing.</w:t>
       </w:r>
     </w:p>
     <w:p>
@@ -337,7 +337,7 @@
         <w:rPr>
           <w:sz w:val="20"/>
         </w:rPr>
-        <w:t>Designing and prototyping an AI-powered tender scraping pipeline to automate tender opportunity discovery and processing.</w:t>
+        <w:t>Authoring technical documentation, including BRDs and SDDs, to define project scope and architecture for enterprise systems.</w:t>
       </w:r>
     </w:p>
     <w:p>
@@ -372,7 +372,7 @@
         <w:rPr>
           <w:sz w:val="20"/>
         </w:rPr>
-        <w:t>Generated accurate captions for multimodal datasets, improving model accuracy through categorisation and validation.</w:t>
+        <w:t>Generating difference-based captions for multimodal datasets, improving model accuracy through detailed annotations.</w:t>
       </w:r>
     </w:p>
     <w:p>
@@ -407,7 +407,7 @@
         <w:rPr>
           <w:sz w:val="20"/>
         </w:rPr>
-        <w:t>Built full-stack solutions for diverse clients, including UI components, API optimisation, and CMS-based websites.</w:t>
+        <w:t>Built full-stack solutions with optimised UI components and APIs, collaborating remotely to deliver client projects.</w:t>
       </w:r>
     </w:p>
     <w:p>
@@ -442,7 +442,7 @@
         <w:rPr>
           <w:sz w:val="20"/>
         </w:rPr>
-        <w:t>Performed intent detection and utterance verification for health and agriculture AI systems, ensuring high-quality multilingual training data.</w:t>
+        <w:t>Performed intent detection and utterance verification for health and agriculture AI systems, ensuring high-quality training data.</w:t>
       </w:r>
     </w:p>
     <w:p>
